--- a/deliverables/Техническое задание - pulse!.docx
+++ b/deliverables/Техническое задание - pulse!.docx
@@ -17,7 +17,7 @@
     </w:p>
     <w:p>
       <w:r>
-        <w:t>Версия 0.2, дата 17.10.2026. Ответственный: Ляхов Я.П.. Статус: не согласовано с учебным заказчиком. Дата сдачи: TBD.</w:t>
+        <w:t>Версия 0.2, дата 17.10.2026. Ответственный: Ляхов Я.П.. Черновик для обсуждения с преподавателем. Дата сдачи пока не объявлена.</w:t>
       </w:r>
     </w:p>
     <w:p>
@@ -48,7 +48,7 @@
     </w:p>
     <w:p>
       <w:r>
-        <w:t>Результат: локальное приложение для osu!standard, данные попыток, код, инструкция, тесты и отчет о качестве. Первые скиллсеты для проверки - aim и speed. Более тонкие категории добавляются только при достаточных признаках и данных.</w:t>
+        <w:t>Результат: локальное приложение для osu!standard, данные попыток, код, инструкция, тесты и отчет о качестве. Сначала проверяем два навыка: aim и speed. Более узкие навыки добавим только тогда, когда сможем их надежно оценить.</w:t>
       </w:r>
     </w:p>
     <w:tbl>
@@ -134,7 +134,7 @@
                 <w:rFonts w:ascii="Calibri" w:hAnsi="Calibri"/>
                 <w:sz w:val="16"/>
               </w:rPr>
-              <w:t>Другие режимы osu! и полная таксономия скиллсетов без проверки признаков.</w:t>
+              <w:t>Другие режимы osu! и большой список навыков, которые мы пока не можем надежно оценить.</w:t>
             </w:r>
           </w:p>
         </w:tc>
@@ -233,7 +233,7 @@
     </w:p>
     <w:p>
       <w:r>
-        <w:t>Основной пользователь - игрок osu!standard. Целевые группы: новички 6-7 digit, игроки 5 digit без ясной цели тренировки и участники турниров. Учебный заказчик принимает демонстрацию. Доброволец может дополнительно передать попытки для проверки модели.</w:t>
+        <w:t>Заказчик - Ляхов Я.П., он же руководитель проекта. Основной пользователь - игрок osu!standard. Целевые группы: новички 6-7 digit, игроки 5 digit без ясной цели тренировки и участники турниров. Преподаватель проверяет результат по критериям курса. Доброволец может передать свои попытки для проверки модели.</w:t>
       </w:r>
     </w:p>
     <w:p>
@@ -253,7 +253,7 @@
     </w:p>
     <w:p>
       <w:r>
-        <w:t>4. Если данных мало или модель хуже baseline, игрок видит предварительную оценку и объяснение ограничения, а не ложное обещание точности.</w:t>
+        <w:t>4. Если данных мало или модель хуже простого расчета по прошлым играм, игрок видит предварительную оценку с пояснением.</w:t>
       </w:r>
     </w:p>
     <w:p>
@@ -960,7 +960,7 @@
     <w:p/>
     <w:p>
       <w:r>
-        <w:t>Единица датасета - одна попытка. Минимальные поля: псевдонимный ID игрока, score_id или локальный ID, ID и MD5 карты, время, моды, источник, pass, accuracy, промахи, версия признаков. Совпадение score_id удаляется, но разные попытки одной карты сохраняются. История игрока для прогноза считается только до целевой попытки.</w:t>
+        <w:t>Одна строка данных - одна попытка. Сохраняем случайный ID вместо имени игрока, ID результата, ID и контрольную сумму файла карты, время, моды, источник, факт прохождения, точность и промахи. Одинаковый результат не дублируем, но разные попытки одной карты сохраняем. Для прогноза используем только игры, сыгранные раньше выбранной попытки.</w:t>
       </w:r>
     </w:p>
     <w:p>
@@ -973,7 +973,7 @@
         <w:pStyle w:val="Heading1"/>
       </w:pPr>
       <w:r>
-        <w:t>6. Модели и baseline</w:t>
+        <w:t>6. Модели и простые оценки для сравнения</w:t>
       </w:r>
     </w:p>
     <w:p>
@@ -983,7 +983,7 @@
     </w:p>
     <w:p>
       <w:r>
-        <w:t>Baseline pass - доля проходов игрока на прошлых попытках. Baseline accuracy - средняя accuracy на прошлых пройденных картах. Модели проверяются на более поздних попытках; признаки не должны содержать результат целевой игры или будущую статистику профиля.</w:t>
+        <w:t>Для сравнения берем два простых расчета: прошлую долю проходов игрока и среднюю точность на пройденных картах. Такие расчеты называют baseline. Модели проверяем на более поздних попытках. При прогнозе нельзя использовать результат будущей игры или статистику, которая появилась после нее.</w:t>
       </w:r>
     </w:p>
     <w:p>
@@ -1016,7 +1016,7 @@
     </w:p>
     <w:p>
       <w:r>
-        <w:t>4. Если истории мало, интерфейс помечает оценку как предварительную; обученная pass-модель используется только при результате лучше baseline по Brier score.</w:t>
+        <w:t>4. Если истории мало, интерфейс помечает оценку как предварительную; обученная модель прохождения используется только при результате лучше простого расчета по Brier score.</w:t>
       </w:r>
     </w:p>
     <w:p>
@@ -1080,7 +1080,7 @@
                 <w:b/>
                 <w:sz w:val="16"/>
               </w:rPr>
-              <w:t>Метрика / baseline</w:t>
+              <w:t>Метрика и сравнение</w:t>
             </w:r>
           </w:p>
         </w:tc>
@@ -1310,7 +1310,7 @@
                 <w:rFonts w:ascii="Calibri" w:hAnsi="Calibri"/>
                 <w:sz w:val="16"/>
               </w:rPr>
-              <w:t>Сравнить тот же сценарий вручную и с приложением на пилоте; порог TBD.</w:t>
+              <w:t>Сравнить тот же сценарий вручную и с приложением на пилоте; порог уточнить после интервью.</w:t>
             </w:r>
           </w:p>
         </w:tc>
@@ -1319,7 +1319,7 @@
     <w:p/>
     <w:p>
       <w:r>
-        <w:t>Небольшой пилот не доказывает снижение оттока. Если выборка слишком мала или модель хуже baseline, отчет должен показать это прямо. Точная цель по размеру выборки и времени выбора - TBD после интервью.</w:t>
+        <w:t>Brier score измеряет ошибку вероятности прохождения, MAE - среднюю ошибку прогноза точности. В обоих случаях меньше значит лучше. Небольшая проверка с игроками не доказывает снижение оттока. Если данных мало или модель хуже простого расчета, это нужно прямо указать в отчете. Число игроков и целевое время выбора карты уточним после интервью.</w:t>
       </w:r>
     </w:p>
     <w:p>
@@ -1613,7 +1613,7 @@
                 <w:rFonts w:ascii="Calibri" w:hAnsi="Calibri"/>
                 <w:sz w:val="16"/>
               </w:rPr>
-              <w:t>P(pass), accuracy, статус данных и fallback на тестовых случаях.</w:t>
+              <w:t>Шанс прохождения, ожидаемая точность, объем данных и предварительная оценка при нехватке данных.</w:t>
             </w:r>
           </w:p>
         </w:tc>
@@ -1719,7 +1719,7 @@
                 <w:rFonts w:ascii="Calibri" w:hAnsi="Calibri"/>
                 <w:sz w:val="16"/>
               </w:rPr>
-              <w:t>Отчет по будущим попыткам с метриками и baseline.</w:t>
+              <w:t>Отчет по будущим попыткам с метриками и простыми оценками для сравнения.</w:t>
             </w:r>
           </w:p>
         </w:tc>
@@ -1781,7 +1781,7 @@
     <w:p/>
     <w:p>
       <w:r>
-        <w:t>Приемка Must-требований проводится на одной согласованной тестовой истории и карте. Успех модели не равен факту запуска: если она не проходит сравнение с baseline, демонстрируется предварительная оценка и результат проверки. Критические дефекты базового сценария должны быть закрыты.</w:t>
+        <w:t>Обязательные требования проверяются на согласованной тестовой истории и карте. Если модель не лучше простого расчета, показываем предварительную оценку и результат проверки. Ошибки, мешающие основному сценарию, должны быть исправлены.</w:t>
       </w:r>
     </w:p>
     <w:p>
@@ -1794,7 +1794,7 @@
     </w:p>
     <w:p>
       <w:r>
-        <w:t>Ограничения: osu!standard, неполная история API, локальный MVP, неизвестная дата защиты. Допущения: добровольцы дадут данные, для части результатов найдутся карты, преподаватель согласует сценарий приемки. Риски: мало неудач, отбор best, нестабильность API, непонятная шкала навыков, недоступность участников для пилота. Риск меняет план сбора данных и может сдвинуть проверку моделей.</w:t>
+        <w:t>Ограничения: osu!standard, неполная история игр, локальный MVP, неизвестная дата итоговой защиты. Предполагаем, что добровольцы дадут данные, для части результатов найдутся карты, а преподаватель согласует способ проверки. Риски: мало неудач, лучшие результаты не отражают все попытки, сервис данных работает нестабильно, шкала навыков может быть непонятной, для проверки может не хватить игроков. Эти риски могут сдвинуть проверку моделей.</w:t>
       </w:r>
     </w:p>
     <w:p>
@@ -1817,7 +1817,7 @@
     </w:p>
     <w:p>
       <w:r>
-        <w:t>TBD: дата защиты, продуктовый заказчик, окончательные роли команды, число добровольцев, набор скиллсетов, шкала персональной сложности, целевой порог бизнес-пользы, правила хранения добровольных данных. Ответственный за уточнение - Team Lead.</w:t>
+        <w:t>Нужно уточнить дату итоговой защиты, число добровольцев, список навыков, шкалу персональной сложности, критерий пользы для игрока и правила хранения данных добровольцев. За уточнение отвечает руководитель проекта.</w:t>
       </w:r>
     </w:p>
     <w:p>
@@ -2064,7 +2064,7 @@
     <w:p/>
     <w:p>
       <w:r>
-        <w:t>Основание: лекция 3 'ТЗ, Scope, WBS'; README.md и PROJECT_PLAN.md; таблица участников проекта 2. Этот документ станет утвержденным ТЗ только после согласования с учебным заказчиком.</w:t>
+        <w:t>Основание: лекция 3, README.md, PROJECT_PLAN.md и таблица участников проекта 2. Это черновик ТЗ для обсуждения на курсе.</w:t>
       </w:r>
     </w:p>
     <w:sectPr>

--- a/deliverables/Техническое задание - pulse!.docx
+++ b/deliverables/Техническое задание - pulse!.docx
@@ -17,9 +17,279 @@
     </w:p>
     <w:p>
       <w:r>
-        <w:t>Версия 0.2, дата 17.10.2026. Ответственный: Ляхов Я.П.. Черновик для обсуждения с преподавателем. Дата сдачи пока не объявлена.</w:t>
+        <w:t>Версия 0.2, дата 17.10.2026. ТЗ согласует заказчик / руководитель. За части проекта отвечают роли из таблицы ниже. Дата сдачи: 14.11.2026.</w:t>
       </w:r>
     </w:p>
+    <w:tbl>
+      <w:tblPr>
+        <w:tblStyle w:val="TableGrid"/>
+        <w:tblW w:type="auto" w:w="0"/>
+        <w:jc w:val="center"/>
+        <w:tblLook w:firstColumn="1" w:firstRow="1" w:lastColumn="0" w:lastRow="0" w:noHBand="0" w:noVBand="1" w:val="04A0"/>
+      </w:tblPr>
+      <w:tblGrid>
+        <w:gridCol w:w="4933"/>
+        <w:gridCol w:w="4933"/>
+      </w:tblGrid>
+      <w:tr>
+        <w:trPr>
+          <w:tblHeader w:val="true"/>
+        </w:trPr>
+        <w:tc>
+          <w:tcPr>
+            <w:tcW w:type="dxa" w:w="4933"/>
+          </w:tcPr>
+          <w:p>
+            <w:pPr>
+              <w:spacing w:after="40"/>
+            </w:pPr>
+            <w:r>
+              <w:rPr>
+                <w:rFonts w:ascii="Calibri" w:hAnsi="Calibri"/>
+                <w:b/>
+                <w:sz w:val="16"/>
+              </w:rPr>
+              <w:t>Часть проекта</w:t>
+            </w:r>
+          </w:p>
+        </w:tc>
+        <w:tc>
+          <w:tcPr>
+            <w:tcW w:type="dxa" w:w="4933"/>
+          </w:tcPr>
+          <w:p>
+            <w:pPr>
+              <w:spacing w:after="40"/>
+            </w:pPr>
+            <w:r>
+              <w:rPr>
+                <w:rFonts w:ascii="Calibri" w:hAnsi="Calibri"/>
+                <w:b/>
+                <w:sz w:val="16"/>
+              </w:rPr>
+              <w:t>Ответственная роль</w:t>
+            </w:r>
+          </w:p>
+        </w:tc>
+      </w:tr>
+      <w:tr>
+        <w:tc>
+          <w:tcPr>
+            <w:tcW w:type="dxa" w:w="4933"/>
+          </w:tcPr>
+          <w:p>
+            <w:pPr>
+              <w:spacing w:after="40"/>
+            </w:pPr>
+            <w:r>
+              <w:rPr>
+                <w:rFonts w:ascii="Calibri" w:hAnsi="Calibri"/>
+                <w:sz w:val="16"/>
+              </w:rPr>
+              <w:t>Цель, границы, требования и общий план</w:t>
+            </w:r>
+          </w:p>
+        </w:tc>
+        <w:tc>
+          <w:tcPr>
+            <w:tcW w:type="dxa" w:w="4933"/>
+          </w:tcPr>
+          <w:p>
+            <w:pPr>
+              <w:spacing w:after="40"/>
+            </w:pPr>
+            <w:r>
+              <w:rPr>
+                <w:rFonts w:ascii="Calibri" w:hAnsi="Calibri"/>
+                <w:sz w:val="16"/>
+              </w:rPr>
+              <w:t>Заказчик / руководитель</w:t>
+            </w:r>
+          </w:p>
+        </w:tc>
+      </w:tr>
+      <w:tr>
+        <w:tc>
+          <w:tcPr>
+            <w:tcW w:type="dxa" w:w="4933"/>
+          </w:tcPr>
+          <w:p>
+            <w:pPr>
+              <w:spacing w:after="40"/>
+            </w:pPr>
+            <w:r>
+              <w:rPr>
+                <w:rFonts w:ascii="Calibri" w:hAnsi="Calibri"/>
+                <w:sz w:val="16"/>
+              </w:rPr>
+              <w:t>Данные, признаки навыков, модели и отчет об их качестве</w:t>
+            </w:r>
+          </w:p>
+        </w:tc>
+        <w:tc>
+          <w:tcPr>
+            <w:tcW w:type="dxa" w:w="4933"/>
+          </w:tcPr>
+          <w:p>
+            <w:pPr>
+              <w:spacing w:after="40"/>
+            </w:pPr>
+            <w:r>
+              <w:rPr>
+                <w:rFonts w:ascii="Calibri" w:hAnsi="Calibri"/>
+                <w:sz w:val="16"/>
+              </w:rPr>
+              <w:t>Данные и модели</w:t>
+            </w:r>
+          </w:p>
+        </w:tc>
+      </w:tr>
+      <w:tr>
+        <w:tc>
+          <w:tcPr>
+            <w:tcW w:type="dxa" w:w="4933"/>
+          </w:tcPr>
+          <w:p>
+            <w:pPr>
+              <w:spacing w:after="40"/>
+            </w:pPr>
+            <w:r>
+              <w:rPr>
+                <w:rFonts w:ascii="Calibri" w:hAnsi="Calibri"/>
+                <w:sz w:val="16"/>
+              </w:rPr>
+              <w:t>Импорт профиля и карт, хранение попыток, интерфейс и запуск</w:t>
+            </w:r>
+          </w:p>
+        </w:tc>
+        <w:tc>
+          <w:tcPr>
+            <w:tcW w:type="dxa" w:w="4933"/>
+          </w:tcPr>
+          <w:p>
+            <w:pPr>
+              <w:spacing w:after="40"/>
+            </w:pPr>
+            <w:r>
+              <w:rPr>
+                <w:rFonts w:ascii="Calibri" w:hAnsi="Calibri"/>
+                <w:sz w:val="16"/>
+              </w:rPr>
+              <w:t>Разработка</w:t>
+            </w:r>
+          </w:p>
+        </w:tc>
+      </w:tr>
+      <w:tr>
+        <w:tc>
+          <w:tcPr>
+            <w:tcW w:type="dxa" w:w="4933"/>
+          </w:tcPr>
+          <w:p>
+            <w:pPr>
+              <w:spacing w:after="40"/>
+            </w:pPr>
+            <w:r>
+              <w:rPr>
+                <w:rFonts w:ascii="Calibri" w:hAnsi="Calibri"/>
+                <w:sz w:val="16"/>
+              </w:rPr>
+              <w:t>Тесты, проверка с игроками, инструкции и комплект документов</w:t>
+            </w:r>
+          </w:p>
+        </w:tc>
+        <w:tc>
+          <w:tcPr>
+            <w:tcW w:type="dxa" w:w="4933"/>
+          </w:tcPr>
+          <w:p>
+            <w:pPr>
+              <w:spacing w:after="40"/>
+            </w:pPr>
+            <w:r>
+              <w:rPr>
+                <w:rFonts w:ascii="Calibri" w:hAnsi="Calibri"/>
+                <w:sz w:val="16"/>
+              </w:rPr>
+              <w:t>Тесты и документы</w:t>
+            </w:r>
+          </w:p>
+        </w:tc>
+      </w:tr>
+      <w:tr>
+        <w:tc>
+          <w:tcPr>
+            <w:tcW w:type="dxa" w:w="4933"/>
+          </w:tcPr>
+          <w:p>
+            <w:pPr>
+              <w:spacing w:after="40"/>
+            </w:pPr>
+            <w:r>
+              <w:rPr>
+                <w:rFonts w:ascii="Calibri" w:hAnsi="Calibri"/>
+                <w:sz w:val="16"/>
+              </w:rPr>
+              <w:t>Приемка результата приложения</w:t>
+            </w:r>
+          </w:p>
+        </w:tc>
+        <w:tc>
+          <w:tcPr>
+            <w:tcW w:type="dxa" w:w="4933"/>
+          </w:tcPr>
+          <w:p>
+            <w:pPr>
+              <w:spacing w:after="40"/>
+            </w:pPr>
+            <w:r>
+              <w:rPr>
+                <w:rFonts w:ascii="Calibri" w:hAnsi="Calibri"/>
+                <w:sz w:val="16"/>
+              </w:rPr>
+              <w:t>Заказчик / руководитель</w:t>
+            </w:r>
+          </w:p>
+        </w:tc>
+      </w:tr>
+      <w:tr>
+        <w:tc>
+          <w:tcPr>
+            <w:tcW w:type="dxa" w:w="4933"/>
+          </w:tcPr>
+          <w:p>
+            <w:pPr>
+              <w:spacing w:after="40"/>
+            </w:pPr>
+            <w:r>
+              <w:rPr>
+                <w:rFonts w:ascii="Calibri" w:hAnsi="Calibri"/>
+                <w:sz w:val="16"/>
+              </w:rPr>
+              <w:t>Проверка проекта по требованиям курса</w:t>
+            </w:r>
+          </w:p>
+        </w:tc>
+        <w:tc>
+          <w:tcPr>
+            <w:tcW w:type="dxa" w:w="4933"/>
+          </w:tcPr>
+          <w:p>
+            <w:pPr>
+              <w:spacing w:after="40"/>
+            </w:pPr>
+            <w:r>
+              <w:rPr>
+                <w:rFonts w:ascii="Calibri" w:hAnsi="Calibri"/>
+                <w:sz w:val="16"/>
+              </w:rPr>
+              <w:t>Преподаватель</w:t>
+            </w:r>
+          </w:p>
+        </w:tc>
+      </w:tr>
+    </w:tbl>
+    <w:p/>
     <w:p>
       <w:pPr>
         <w:pStyle w:val="Heading1"/>
@@ -1794,7 +2064,7 @@
     </w:p>
     <w:p>
       <w:r>
-        <w:t>Ограничения: osu!standard, неполная история игр, локальный MVP, неизвестная дата итоговой защиты. Предполагаем, что добровольцы дадут данные, для части результатов найдутся карты, а преподаватель согласует способ проверки. Риски: мало неудач, лучшие результаты не отражают все попытки, сервис данных работает нестабильно, шкала навыков может быть непонятной, для проверки может не хватить игроков. Эти риски могут сдвинуть проверку моделей.</w:t>
+        <w:t>Ограничения: osu!standard, неполная история игр, локальный MVP, сдача 14.11.2026. План рассчитан на доработку существующего прототипа, два навыка и небольшой пилот. Предполагаем, что добровольцы дадут данные, для части результатов найдутся карты, а преподаватель согласует способ проверки. Риски: мало неудач, лучшие результаты не отражают все попытки, сервис данных работает нестабильно, шкала навыков может быть непонятной, для проверки может не хватить игроков. Если качество не подтверждено, передаем предварительную оценку и отчет с ограничениями.</w:t>
       </w:r>
     </w:p>
     <w:p>
@@ -1817,7 +2087,7 @@
     </w:p>
     <w:p>
       <w:r>
-        <w:t>Нужно уточнить дату итоговой защиты, число добровольцев, список навыков, шкалу персональной сложности, критерий пользы для игрока и правила хранения данных добровольцев. За уточнение отвечает руководитель проекта.</w:t>
+        <w:t>Сдача проекта - 14.11.2026. Роль 'Тесты и документы' уточняет состав добровольцев и порядок передачи данных. Роль 'Данные и модели' уточняет шкалу навыков и метрики. Роль 'Разработка' задает способ хранения данных. Заказчик согласует критерий пользы и итоговые границы проекта.</w:t>
       </w:r>
     </w:p>
     <w:p>
